--- a/prosedurler/EMS.BY.TL.06.05. Lab-Dip Preparation and Approval Instruction.docx
+++ b/prosedurler/EMS.BY.TL.06.05. Lab-Dip Preparation and Approval Instruction.docx
@@ -1270,7 +1270,7 @@
           <w:sz w:val="24"/>
           <w:szCs w:val="24"/>
         </w:rPr>
-        <w:t xml:space="preserve">PRS-BOY-02 Colour Approval Procedure; TLM-BOY-02 Lab-dip preparation and approval</w:t>
+        <w:t xml:space="preserve">EMS.BY.PRO.06.01 Colour Approval Procedure; EMS.BY.TL.06.05 Lab-dip preparation and approval</w:t>
       </w:r>
     </w:p>
     <w:p>
@@ -2757,7 +2757,7 @@
           <w:sz w:val="24"/>
           <w:szCs w:val="24"/>
         </w:rPr>
-        <w:t xml:space="preserve">PRS-BOY-02 إجراء اعتماد الألوان؛ TLM-BOY-02 تعليمات تحضير عينة اللون المخبرية واعتمادها</w:t>
+        <w:t xml:space="preserve">EMS.BY.PRO.06.01 إجراء اعتماد الألوان؛ EMS.BY.TL.06.05 تعليمات تحضير عينة اللون المخبرية واعتمادها</w:t>
       </w:r>
     </w:p>
     <w:p>
